--- a/Exp1_Hybrid_Images/Result/实验报告_混合图像.docx
+++ b/Exp1_Hybrid_Images/Result/实验报告_混合图像.docx
@@ -321,17 +321,17 @@
           <w:sz w:val="24"/>
           <w:szCs w:val="24"/>
         </w:rPr>
-        <w:t xml:space="preserve">滤波参数：dog.jpg 使用低通滤波，sigma = 7.0，卷积核大小为 13 × 13；cat.jpg 对齐后使用高通滤波，sigma = 4.1，卷积核大小为 9 × 9。</w:t>
-      </w:r>
-    </w:p>
-    <w:p>
-      <w:r>
-        <w:rPr>
-          <w:rFonts w:ascii="宋体" w:hAnsi="宋体" w:eastAsia="宋体"/>
-          <w:sz w:val="24"/>
-          <w:szCs w:val="24"/>
-        </w:rPr>
-        <w:t xml:space="preserve">混合参数：mixin_ratio = 0.65，即低通图像权重为 0.70，高通图像权重为 1.30。结果不保存为灰度图。</w:t>
+        <w:t xml:space="preserve">滤波参数：dog.jpg 使用高通滤波，sigma = 2.5，卷积核大小为 7 × 7；cat.jpg 对齐后使用低通滤波，sigma = 7.0，卷积核大小为 15 × 15。</w:t>
+      </w:r>
+    </w:p>
+    <w:p>
+      <w:r>
+        <w:rPr>
+          <w:rFonts w:ascii="宋体" w:hAnsi="宋体" w:eastAsia="宋体"/>
+          <w:sz w:val="24"/>
+          <w:szCs w:val="24"/>
+        </w:rPr>
+        <w:t xml:space="preserve">混合参数：mixin_ratio = 0.30，即高通狗图权重为 1.40，低通猫图权重为 0.60。结果不保存为灰度图。</w:t>
       </w:r>
     </w:p>
     <w:p>
@@ -790,7 +790,7 @@
           <w:sz w:val="24"/>
           <w:szCs w:val="24"/>
         </w:rPr>
-        <w:t xml:space="preserve">2. 结果分析：远距离观察时，低通狗脸的整体轮廓较明显；近距离观察时，高通猫脸的边缘和细节更加明显。</w:t>
+        <w:t xml:space="preserve">2. 结果分析：远距离观察时，低通猫脸的整体轮廓较明显；近距离观察时，高通狗脸的边缘和细节更加明显。</w:t>
       </w:r>
     </w:p>
     <w:p>
